--- a/src/Parchment.Tests/Scenarios/markdown-property/output.verified.docx
+++ b/src/Parchment.Tests/Scenarios/markdown-property/output.verified.docx
@@ -58,7 +58,7 @@
   <w:docDefaults>
     <w:rPrDefault>
       <w:rPr>
-        <w:rFonts w:asciiTheme="minorHAnsi" w:hAnsiTheme="minorHAnsi" w:eastAsiaTheme="minorEastAsia" w:cstheme="minorBidi"/>
+        <w:rFonts w:asciiTheme="minorHAnsi" w:eastAsiaTheme="minorEastAsia" w:hAnsiTheme="minorHAnsi" w:cstheme="minorBidi"/>
         <w:kern w:val="2"/>
         <w:sz w:val="24"/>
         <w:szCs w:val="24"/>
@@ -75,14 +75,14 @@
   <w:latentStyles w:defLockedState="0" w:defUIPriority="99" w:defSemiHidden="0" w:defUnhideWhenUsed="0" w:defQFormat="0" w:count="376">
     <w:lsdException w:name="Normal" w:uiPriority="0" w:qFormat="1"/>
     <w:lsdException w:name="heading 1" w:uiPriority="9" w:qFormat="1"/>
-    <w:lsdException w:name="heading 2" w:uiPriority="9" w:semiHidden="1" w:unhideWhenUsed="1" w:qFormat="1"/>
-    <w:lsdException w:name="heading 3" w:uiPriority="9" w:semiHidden="1" w:unhideWhenUsed="1" w:qFormat="1"/>
-    <w:lsdException w:name="heading 4" w:uiPriority="9" w:semiHidden="1" w:unhideWhenUsed="1" w:qFormat="1"/>
-    <w:lsdException w:name="heading 5" w:uiPriority="9" w:semiHidden="1" w:unhideWhenUsed="1" w:qFormat="1"/>
-    <w:lsdException w:name="heading 6" w:uiPriority="9" w:semiHidden="1" w:unhideWhenUsed="1" w:qFormat="1"/>
-    <w:lsdException w:name="heading 7" w:uiPriority="9" w:semiHidden="1" w:unhideWhenUsed="1" w:qFormat="1"/>
-    <w:lsdException w:name="heading 8" w:uiPriority="9" w:semiHidden="1" w:unhideWhenUsed="1" w:qFormat="1"/>
-    <w:lsdException w:name="heading 9" w:uiPriority="9" w:semiHidden="1" w:unhideWhenUsed="1" w:qFormat="1"/>
+    <w:lsdException w:name="heading 2" w:semiHidden="1" w:uiPriority="9" w:unhideWhenUsed="1" w:qFormat="1"/>
+    <w:lsdException w:name="heading 3" w:semiHidden="1" w:uiPriority="9" w:unhideWhenUsed="1" w:qFormat="1"/>
+    <w:lsdException w:name="heading 4" w:semiHidden="1" w:uiPriority="9" w:unhideWhenUsed="1" w:qFormat="1"/>
+    <w:lsdException w:name="heading 5" w:semiHidden="1" w:uiPriority="9" w:unhideWhenUsed="1" w:qFormat="1"/>
+    <w:lsdException w:name="heading 6" w:semiHidden="1" w:uiPriority="9" w:unhideWhenUsed="1" w:qFormat="1"/>
+    <w:lsdException w:name="heading 7" w:semiHidden="1" w:uiPriority="9" w:unhideWhenUsed="1" w:qFormat="1"/>
+    <w:lsdException w:name="heading 8" w:semiHidden="1" w:uiPriority="9" w:unhideWhenUsed="1" w:qFormat="1"/>
+    <w:lsdException w:name="heading 9" w:semiHidden="1" w:uiPriority="9" w:unhideWhenUsed="1" w:qFormat="1"/>
     <w:lsdException w:name="index 1" w:semiHidden="1" w:unhideWhenUsed="1"/>
     <w:lsdException w:name="index 2" w:semiHidden="1" w:unhideWhenUsed="1"/>
     <w:lsdException w:name="index 3" w:semiHidden="1" w:unhideWhenUsed="1"/>
@@ -92,22 +92,22 @@
     <w:lsdException w:name="index 7" w:semiHidden="1" w:unhideWhenUsed="1"/>
     <w:lsdException w:name="index 8" w:semiHidden="1" w:unhideWhenUsed="1"/>
     <w:lsdException w:name="index 9" w:semiHidden="1" w:unhideWhenUsed="1"/>
-    <w:lsdException w:name="toc 1" w:uiPriority="39" w:semiHidden="1" w:unhideWhenUsed="1"/>
-    <w:lsdException w:name="toc 2" w:uiPriority="39" w:semiHidden="1" w:unhideWhenUsed="1"/>
-    <w:lsdException w:name="toc 3" w:uiPriority="39" w:semiHidden="1" w:unhideWhenUsed="1"/>
-    <w:lsdException w:name="toc 4" w:uiPriority="39" w:semiHidden="1" w:unhideWhenUsed="1"/>
-    <w:lsdException w:name="toc 5" w:uiPriority="39" w:semiHidden="1" w:unhideWhenUsed="1"/>
-    <w:lsdException w:name="toc 6" w:uiPriority="39" w:semiHidden="1" w:unhideWhenUsed="1"/>
-    <w:lsdException w:name="toc 7" w:uiPriority="39" w:semiHidden="1" w:unhideWhenUsed="1"/>
-    <w:lsdException w:name="toc 8" w:uiPriority="39" w:semiHidden="1" w:unhideWhenUsed="1"/>
-    <w:lsdException w:name="toc 9" w:uiPriority="39" w:semiHidden="1" w:unhideWhenUsed="1"/>
+    <w:lsdException w:name="toc 1" w:semiHidden="1" w:uiPriority="39" w:unhideWhenUsed="1"/>
+    <w:lsdException w:name="toc 2" w:semiHidden="1" w:uiPriority="39" w:unhideWhenUsed="1"/>
+    <w:lsdException w:name="toc 3" w:semiHidden="1" w:uiPriority="39" w:unhideWhenUsed="1"/>
+    <w:lsdException w:name="toc 4" w:semiHidden="1" w:uiPriority="39" w:unhideWhenUsed="1"/>
+    <w:lsdException w:name="toc 5" w:semiHidden="1" w:uiPriority="39" w:unhideWhenUsed="1"/>
+    <w:lsdException w:name="toc 6" w:semiHidden="1" w:uiPriority="39" w:unhideWhenUsed="1"/>
+    <w:lsdException w:name="toc 7" w:semiHidden="1" w:uiPriority="39" w:unhideWhenUsed="1"/>
+    <w:lsdException w:name="toc 8" w:semiHidden="1" w:uiPriority="39" w:unhideWhenUsed="1"/>
+    <w:lsdException w:name="toc 9" w:semiHidden="1" w:uiPriority="39" w:unhideWhenUsed="1"/>
     <w:lsdException w:name="Normal Indent" w:semiHidden="1" w:unhideWhenUsed="1"/>
     <w:lsdException w:name="footnote text" w:semiHidden="1" w:unhideWhenUsed="1"/>
     <w:lsdException w:name="annotation text" w:semiHidden="1" w:unhideWhenUsed="1"/>
     <w:lsdException w:name="header" w:semiHidden="1" w:unhideWhenUsed="1"/>
     <w:lsdException w:name="footer" w:semiHidden="1" w:unhideWhenUsed="1"/>
     <w:lsdException w:name="index heading" w:semiHidden="1" w:unhideWhenUsed="1"/>
-    <w:lsdException w:name="caption" w:uiPriority="35" w:semiHidden="1" w:unhideWhenUsed="1" w:qFormat="1"/>
+    <w:lsdException w:name="caption" w:semiHidden="1" w:uiPriority="35" w:unhideWhenUsed="1" w:qFormat="1"/>
     <w:lsdException w:name="table of figures" w:semiHidden="1" w:unhideWhenUsed="1"/>
     <w:lsdException w:name="envelope address" w:semiHidden="1" w:unhideWhenUsed="1"/>
     <w:lsdException w:name="envelope return" w:semiHidden="1" w:unhideWhenUsed="1"/>
@@ -138,7 +138,7 @@
     <w:lsdException w:name="Title" w:uiPriority="10" w:qFormat="1"/>
     <w:lsdException w:name="Closing" w:semiHidden="1" w:unhideWhenUsed="1"/>
     <w:lsdException w:name="Signature" w:semiHidden="1" w:unhideWhenUsed="1"/>
-    <w:lsdException w:name="Default Paragraph Font" w:uiPriority="1" w:semiHidden="1" w:unhideWhenUsed="1"/>
+    <w:lsdException w:name="Default Paragraph Font" w:semiHidden="1" w:uiPriority="1" w:unhideWhenUsed="1"/>
     <w:lsdException w:name="Body Text" w:semiHidden="1" w:unhideWhenUsed="1"/>
     <w:lsdException w:name="Body Text Indent" w:semiHidden="1" w:unhideWhenUsed="1"/>
     <w:lsdException w:name="List Continue" w:semiHidden="1" w:unhideWhenUsed="1"/>
@@ -338,8 +338,8 @@
     <w:lsdException w:name="Subtle Reference" w:uiPriority="31" w:qFormat="1"/>
     <w:lsdException w:name="Intense Reference" w:uiPriority="32" w:qFormat="1"/>
     <w:lsdException w:name="Book Title" w:uiPriority="33" w:qFormat="1"/>
-    <w:lsdException w:name="Bibliography" w:uiPriority="37" w:semiHidden="1" w:unhideWhenUsed="1"/>
-    <w:lsdException w:name="TOC Heading" w:uiPriority="39" w:semiHidden="1" w:unhideWhenUsed="1" w:qFormat="1"/>
+    <w:lsdException w:name="Bibliography" w:semiHidden="1" w:uiPriority="37" w:unhideWhenUsed="1"/>
+    <w:lsdException w:name="TOC Heading" w:semiHidden="1" w:uiPriority="39" w:unhideWhenUsed="1" w:qFormat="1"/>
     <w:lsdException w:name="Plain Table 1" w:uiPriority="41"/>
     <w:lsdException w:name="Plain Table 2" w:uiPriority="42"/>
     <w:lsdException w:name="Plain Table 3" w:uiPriority="43"/>
@@ -450,17 +450,17 @@
     <w:lsdException w:name="Unresolved Mention" w:semiHidden="1" w:unhideWhenUsed="1"/>
     <w:lsdException w:name="Smart Link" w:semiHidden="1" w:unhideWhenUsed="1"/>
   </w:latentStyles>
-  <w:style w:type="paragraph" w:styleId="Normal" w:default="1">
+  <w:style w:type="paragraph" w:default="1" w:styleId="Normal">
     <w:name w:val="Normal"/>
     <w:qFormat/>
   </w:style>
-  <w:style w:type="character" w:styleId="DefaultParagraphFont" w:default="1">
+  <w:style w:type="character" w:default="1" w:styleId="DefaultParagraphFont">
     <w:name w:val="Default Paragraph Font"/>
     <w:uiPriority w:val="1"/>
     <w:semiHidden/>
     <w:unhideWhenUsed/>
   </w:style>
-  <w:style w:type="table" w:styleId="TableNormal" w:default="1">
+  <w:style w:type="table" w:default="1" w:styleId="TableNormal">
     <w:name w:val="Normal Table"/>
     <w:uiPriority w:val="99"/>
     <w:semiHidden/>
@@ -475,37 +475,37 @@
       </w:tblCellMar>
     </w:tblPr>
   </w:style>
-  <w:style w:type="numbering" w:styleId="NoList" w:default="1">
+  <w:style w:type="numbering" w:default="1" w:styleId="NoList">
     <w:name w:val="No List"/>
     <w:uiPriority w:val="99"/>
     <w:semiHidden/>
     <w:unhideWhenUsed/>
   </w:style>
-  <w:style w:type="paragraph" w:styleId="Heading1" w:customStyle="1">
+  <w:style w:type="paragraph" w:customStyle="1" w:styleId="Heading1">
     <w:name w:val="Heading1"/>
   </w:style>
-  <w:style w:type="paragraph" w:styleId="Heading2" w:customStyle="1">
+  <w:style w:type="paragraph" w:customStyle="1" w:styleId="Heading2">
     <w:name w:val="Heading2"/>
   </w:style>
-  <w:style w:type="paragraph" w:styleId="Heading3" w:customStyle="1">
+  <w:style w:type="paragraph" w:customStyle="1" w:styleId="Heading3">
     <w:name w:val="Heading3"/>
   </w:style>
-  <w:style w:type="paragraph" w:styleId="Heading4" w:customStyle="1">
+  <w:style w:type="paragraph" w:customStyle="1" w:styleId="Heading4">
     <w:name w:val="Heading4"/>
   </w:style>
-  <w:style w:type="paragraph" w:styleId="Heading5" w:customStyle="1">
+  <w:style w:type="paragraph" w:customStyle="1" w:styleId="Heading5">
     <w:name w:val="Heading5"/>
   </w:style>
-  <w:style w:type="paragraph" w:styleId="Heading6" w:customStyle="1">
+  <w:style w:type="paragraph" w:customStyle="1" w:styleId="Heading6">
     <w:name w:val="Heading6"/>
   </w:style>
-  <w:style w:type="paragraph" w:styleId="ListParagraph" w:customStyle="1">
+  <w:style w:type="paragraph" w:customStyle="1" w:styleId="ListParagraph">
     <w:name w:val="ListParagraph"/>
   </w:style>
   <w:style w:type="paragraph" w:styleId="Quote">
     <w:name w:val="Quote"/>
   </w:style>
-  <w:style w:type="paragraph" w:styleId="Code" w:customStyle="1">
+  <w:style w:type="paragraph" w:customStyle="1" w:styleId="Code">
     <w:name w:val="Code"/>
   </w:style>
   <w:style w:type="character" w:styleId="Hyperlink">
